--- a/output/docx/PesquisarExtracao.docx
+++ b/output/docx/PesquisarExtracao.docx
@@ -197,7 +197,7 @@
               <w:rPr>
                 <w:sz w:val="18"/>
               </w:rPr>
-              <w:t>administrador: digita no campo “Product Number” o numero de produto e no campo “Serial Number”  o numero serial correspondente e pressiona o botao 'Search'</w:t>
+              <w:t>administrador: digita no campo “Product Number” o numero de produto e o numero serial correspondente e pressiona o botao 'Search'</w:t>
             </w:r>
           </w:p>
         </w:tc>
@@ -387,7 +387,7 @@
               <w:rPr>
                 <w:sz w:val="18"/>
               </w:rPr>
-              <w:t>administrador: digita no campo “Product Number” o numero de produto e no campo “Serial Number”  o numero serial correspondente e pressiona o botao 'Search'</w:t>
+              <w:t>administrador: digita no campo “Product Number” o numero de produto e o numero serial correspondente e pressiona o botao 'Search'</w:t>
             </w:r>
           </w:p>
         </w:tc>

--- a/output/docx/PesquisarExtracao.docx
+++ b/output/docx/PesquisarExtracao.docx
@@ -88,7 +88,7 @@
         <w:rPr>
           <w:sz w:val="20"/>
         </w:rPr>
-        <w:t>Usuário deve estar logado com perfil de administrador ; Deve existir ao menos uma extracao cadastrada</w:t>
+        <w:t>Usuário deve estar logado com perfil de administrador ; Deve existir ao menos uma extração cadastrada</w:t>
       </w:r>
     </w:p>
     <w:p>
@@ -197,17 +197,17 @@
               <w:rPr>
                 <w:sz w:val="18"/>
               </w:rPr>
-              <w:t>administrador: digita no campo “Product Number” o numero de produto e o numero serial correspondente e pressiona o botao 'Search'</w:t>
-            </w:r>
-          </w:p>
-        </w:tc>
-        <w:tc>
-          <w:p>
-            <w:r>
-              <w:rPr>
-                <w:sz w:val="18"/>
-              </w:rPr>
-              <w:t>SYSTEM exibe tela correspondente a extracao</w:t>
+              <w:t>administrador: digita no campo “Product Number” o número de produto e o número serial correspondente e pressiona o botão 'Search'</w:t>
+            </w:r>
+          </w:p>
+        </w:tc>
+        <w:tc>
+          <w:p>
+            <w:r>
+              <w:rPr>
+                <w:sz w:val="18"/>
+              </w:rPr>
+              <w:t>SYSTEM exibe tela correspondente a extração</w:t>
             </w:r>
           </w:p>
         </w:tc>
@@ -228,7 +228,7 @@
           <w:sz w:val="24"/>
           <w:color w:val="2B6CB0"/>
         </w:rPr>
-        <w:t>[TC2] Alternative Flow 1: Product Number ou Serial Number invalidos</w:t>
+        <w:t>[TC2] Alternative Flow 1: Product Number ou Serial Number inválidos</w:t>
       </w:r>
     </w:p>
     <w:p>
@@ -246,7 +246,7 @@
         <w:rPr>
           <w:sz w:val="20"/>
         </w:rPr>
-        <w:t>Usuário deve estar logado com perfil de administrador ; Deve existir ao menos uma extracao cadastrada</w:t>
+        <w:t>Usuário deve estar logado com perfil de administrador ; Deve existir ao menos uma extração cadastrada</w:t>
       </w:r>
     </w:p>
     <w:p>
@@ -355,17 +355,17 @@
               <w:rPr>
                 <w:sz w:val="18"/>
               </w:rPr>
-              <w:t>administrador: digita o product number e/ou numero serial invalidos e pressiona o botao 'Search'</w:t>
-            </w:r>
-          </w:p>
-        </w:tc>
-        <w:tc>
-          <w:p>
-            <w:r>
-              <w:rPr>
-                <w:sz w:val="18"/>
-              </w:rPr>
-              <w:t>SYSTEM exibe mensagem que product number ou serial number sao invalidos</w:t>
+              <w:t>administrador: digita o product number e/ou número serial inválidos e pressiona o botão 'Search'</w:t>
+            </w:r>
+          </w:p>
+        </w:tc>
+        <w:tc>
+          <w:p>
+            <w:r>
+              <w:rPr>
+                <w:sz w:val="18"/>
+              </w:rPr>
+              <w:t>SYSTEM exibe mensagem “No extraction found. Please, insert a Serial Number to search for the last extraction.”</w:t>
             </w:r>
           </w:p>
         </w:tc>
@@ -387,17 +387,17 @@
               <w:rPr>
                 <w:sz w:val="18"/>
               </w:rPr>
-              <w:t>administrador: digita no campo “Product Number” o numero de produto e o numero serial correspondente e pressiona o botao 'Search'</w:t>
-            </w:r>
-          </w:p>
-        </w:tc>
-        <w:tc>
-          <w:p>
-            <w:r>
-              <w:rPr>
-                <w:sz w:val="18"/>
-              </w:rPr>
-              <w:t>SYSTEM exibe tela correspondente a extracao</w:t>
+              <w:t>administrador: digita no campo “Product Number” o número de produto e o número serial correspondente e pressiona o botão 'Search'</w:t>
+            </w:r>
+          </w:p>
+        </w:tc>
+        <w:tc>
+          <w:p>
+            <w:r>
+              <w:rPr>
+                <w:sz w:val="18"/>
+              </w:rPr>
+              <w:t>SYSTEM exibe tela correspondente a extração</w:t>
             </w:r>
           </w:p>
         </w:tc>
